--- a/backend/core/doc_templates/remand_request.docx
+++ b/backend/core/doc_templates/remand_request.docx
@@ -81,7 +81,7 @@
     </w:p>
     <w:p>
       <w:r>
-        <w:t>It is necessary to interrogate the accused in police custody for the purpose of investigation and recovery. It is therefore prayed that the accused may be remanded to police custody for a period of ______ days.</w:t>
+        <w:t>It is necessary to interrogate the accused in police custody for the purpose of investigation and recovery. It is therefore prayed that the accused may be remanded to police custody for a period of {{ custody_days }} days.</w:t>
       </w:r>
     </w:p>
     <w:p/>

--- a/backend/core/doc_templates/remand_request.docx
+++ b/backend/core/doc_templates/remand_request.docx
@@ -84,6 +84,170 @@
         <w:t>It is necessary to interrogate the accused in police custody for the purpose of investigation and recovery. It is therefore prayed that the accused may be remanded to police custody for a period of {{ custody_days }} days.</w:t>
       </w:r>
     </w:p>
+    <w:p>
+      <w:r>
+        <w:rPr>
+          <w:b/>
+        </w:rPr>
+        <w:t>Relevant Case Laws</w:t>
+      </w:r>
+    </w:p>
+    <w:tbl>
+      <w:tblPr>
+        <w:tblStyle w:val="TableGrid"/>
+        <w:tblW w:type="auto" w:w="0"/>
+        <w:tblLook w:firstColumn="1" w:firstRow="1" w:lastColumn="0" w:lastRow="0" w:noHBand="0" w:noVBand="1" w:val="04A0"/>
+      </w:tblPr>
+      <w:tblGrid>
+        <w:gridCol w:w="2880"/>
+        <w:gridCol w:w="2880"/>
+        <w:gridCol w:w="2880"/>
+      </w:tblGrid>
+      <w:tr>
+        <w:tc>
+          <w:tcPr>
+            <w:tcW w:type="dxa" w:w="2880"/>
+          </w:tcPr>
+          <w:p>
+            <w:r/>
+            <w:r>
+              <w:rPr>
+                <w:b/>
+              </w:rPr>
+              <w:t>Title</w:t>
+            </w:r>
+          </w:p>
+        </w:tc>
+        <w:tc>
+          <w:tcPr>
+            <w:tcW w:type="dxa" w:w="2880"/>
+          </w:tcPr>
+          <w:p>
+            <w:r/>
+            <w:r>
+              <w:rPr>
+                <w:b/>
+              </w:rPr>
+              <w:t>Citation</w:t>
+            </w:r>
+          </w:p>
+        </w:tc>
+        <w:tc>
+          <w:tcPr>
+            <w:tcW w:type="dxa" w:w="2880"/>
+          </w:tcPr>
+          <w:p>
+            <w:r/>
+            <w:r>
+              <w:rPr>
+                <w:b/>
+              </w:rPr>
+              <w:t>Principle</w:t>
+            </w:r>
+          </w:p>
+        </w:tc>
+      </w:tr>
+      <w:tr>
+        <w:tc>
+          <w:tcPr>
+            <w:tcW w:type="dxa" w:w="2880"/>
+          </w:tcPr>
+          <w:p>
+            <w:r/>
+            <w:r>
+              <w:rPr>
+                <w:b w:val="0"/>
+              </w:rPr>
+              <w:t>{%tr for j in judgments %}</w:t>
+            </w:r>
+          </w:p>
+        </w:tc>
+        <w:tc>
+          <w:tcPr>
+            <w:tcW w:type="dxa" w:w="2880"/>
+          </w:tcPr>
+          <w:p/>
+        </w:tc>
+        <w:tc>
+          <w:tcPr>
+            <w:tcW w:type="dxa" w:w="2880"/>
+          </w:tcPr>
+          <w:p/>
+        </w:tc>
+      </w:tr>
+      <w:tr>
+        <w:tc>
+          <w:tcPr>
+            <w:tcW w:type="dxa" w:w="2880"/>
+          </w:tcPr>
+          <w:p>
+            <w:r/>
+            <w:r>
+              <w:rPr>
+                <w:b w:val="0"/>
+              </w:rPr>
+              <w:t>{{ j.title }}</w:t>
+            </w:r>
+          </w:p>
+        </w:tc>
+        <w:tc>
+          <w:tcPr>
+            <w:tcW w:type="dxa" w:w="2880"/>
+          </w:tcPr>
+          <w:p>
+            <w:r/>
+            <w:r>
+              <w:rPr>
+                <w:b w:val="0"/>
+              </w:rPr>
+              <w:t>{{ j.citation }}</w:t>
+            </w:r>
+          </w:p>
+        </w:tc>
+        <w:tc>
+          <w:tcPr>
+            <w:tcW w:type="dxa" w:w="2880"/>
+          </w:tcPr>
+          <w:p>
+            <w:r/>
+            <w:r>
+              <w:rPr>
+                <w:b w:val="0"/>
+              </w:rPr>
+              <w:t>{{ j.principle }}</w:t>
+            </w:r>
+          </w:p>
+        </w:tc>
+      </w:tr>
+      <w:tr>
+        <w:tc>
+          <w:tcPr>
+            <w:tcW w:type="dxa" w:w="2880"/>
+          </w:tcPr>
+          <w:p>
+            <w:r/>
+            <w:r>
+              <w:rPr>
+                <w:b w:val="0"/>
+              </w:rPr>
+              <w:t>{%tr endfor %}</w:t>
+            </w:r>
+          </w:p>
+        </w:tc>
+        <w:tc>
+          <w:tcPr>
+            <w:tcW w:type="dxa" w:w="2880"/>
+          </w:tcPr>
+          <w:p/>
+        </w:tc>
+        <w:tc>
+          <w:tcPr>
+            <w:tcW w:type="dxa" w:w="2880"/>
+          </w:tcPr>
+          <w:p/>
+        </w:tc>
+      </w:tr>
+    </w:tbl>
     <w:p/>
     <w:p>
       <w:r>
